--- a/docs/documents/IT_Advising.docx
+++ b/docs/documents/IT_Advising.docx
@@ -267,27 +267,6 @@
         <w:t xml:space="preserve"> information can easily get out of date.</w:t>
       </w:r>
     </w:p>
-    <w:p>
-      <w:pPr>
-        <w:pStyle w:val="ListParagraph"/>
-        <w:numPr>
-          <w:ilvl w:val="0"/>
-          <w:numId w:val="2"/>
-        </w:numPr>
-      </w:pPr>
-      <w:r>
-        <w:t>RIZE sometimes changes its program requirements, and it can up to a year for the College Catalog to catch up.  For example, as of Spring 2026 CSCR 100 will no longer be taught, and its place in the curriculum will be taken by a new course, CYBR 100</w:t>
-      </w:r>
-      <w:r>
-        <w:t>, hopefully available by Fall 2026</w:t>
-      </w:r>
-      <w:r>
-        <w:t xml:space="preserve">.  The plans below will be revised when the new course becomes available.  Keep an eye out for emails from the coordinator of the Information Technology major:  we intend to keep you apprised of upcoming changes </w:t>
-      </w:r>
-      <w:r>
-        <w:t>in good time to keep you on track.</w:t>
-      </w:r>
-    </w:p>
     <w:p/>
     <w:p>
       <w:pPr>
@@ -332,6 +311,375 @@
         </w:numPr>
       </w:pPr>
       <w:r>
+        <w:t>CSC 115 (F/S)</w:t>
+      </w:r>
+    </w:p>
+    <w:p>
+      <w:pPr>
+        <w:pStyle w:val="ListParagraph"/>
+        <w:numPr>
+          <w:ilvl w:val="0"/>
+          <w:numId w:val="1"/>
+        </w:numPr>
+      </w:pPr>
+      <w:r>
+        <w:t>Year 1, Spring</w:t>
+      </w:r>
+    </w:p>
+    <w:p>
+      <w:pPr>
+        <w:pStyle w:val="ListParagraph"/>
+        <w:numPr>
+          <w:ilvl w:val="1"/>
+          <w:numId w:val="1"/>
+        </w:numPr>
+      </w:pPr>
+      <w:r>
+        <w:t>COMM 115 (F/S)</w:t>
+      </w:r>
+    </w:p>
+    <w:p>
+      <w:pPr>
+        <w:pStyle w:val="ListParagraph"/>
+        <w:numPr>
+          <w:ilvl w:val="1"/>
+          <w:numId w:val="1"/>
+        </w:numPr>
+      </w:pPr>
+      <w:r>
+        <w:t>CSC 215 (</w:t>
+      </w:r>
+      <w:r>
+        <w:t>S</w:t>
+      </w:r>
+      <w:r>
+        <w:t>)</w:t>
+      </w:r>
+    </w:p>
+    <w:p>
+      <w:pPr>
+        <w:pStyle w:val="ListParagraph"/>
+        <w:numPr>
+          <w:ilvl w:val="1"/>
+          <w:numId w:val="1"/>
+        </w:numPr>
+      </w:pPr>
+      <w:r>
+        <w:t>C</w:t>
+      </w:r>
+      <w:r>
+        <w:t>YBR</w:t>
+      </w:r>
+      <w:r>
+        <w:t xml:space="preserve"> 10</w:t>
+      </w:r>
+      <w:r>
+        <w:t>0</w:t>
+      </w:r>
+      <w:r>
+        <w:t xml:space="preserve"> (F/S)</w:t>
+      </w:r>
+    </w:p>
+    <w:p>
+      <w:pPr>
+        <w:pStyle w:val="ListParagraph"/>
+        <w:numPr>
+          <w:ilvl w:val="0"/>
+          <w:numId w:val="1"/>
+        </w:numPr>
+      </w:pPr>
+      <w:r>
+        <w:t>Year 2, Fall</w:t>
+      </w:r>
+    </w:p>
+    <w:p>
+      <w:pPr>
+        <w:pStyle w:val="ListParagraph"/>
+        <w:numPr>
+          <w:ilvl w:val="1"/>
+          <w:numId w:val="1"/>
+        </w:numPr>
+      </w:pPr>
+      <w:r>
+        <w:t>ITMR 100</w:t>
+      </w:r>
+      <w:r>
+        <w:t xml:space="preserve"> (F/S)</w:t>
+      </w:r>
+    </w:p>
+    <w:p>
+      <w:pPr>
+        <w:pStyle w:val="ListParagraph"/>
+        <w:numPr>
+          <w:ilvl w:val="1"/>
+          <w:numId w:val="1"/>
+        </w:numPr>
+      </w:pPr>
+      <w:r>
+        <w:t>CSC 324 (o</w:t>
+      </w:r>
+      <w:r>
+        <w:t>dd</w:t>
+      </w:r>
+      <w:r>
+        <w:t xml:space="preserve"> F only)</w:t>
+      </w:r>
+    </w:p>
+    <w:p>
+      <w:pPr>
+        <w:pStyle w:val="ListParagraph"/>
+        <w:numPr>
+          <w:ilvl w:val="1"/>
+          <w:numId w:val="1"/>
+        </w:numPr>
+      </w:pPr>
+      <w:r>
+        <w:t>CSC 30</w:t>
+      </w:r>
+      <w:r>
+        <w:t>3</w:t>
+      </w:r>
+      <w:r>
+        <w:t xml:space="preserve"> (F)</w:t>
+      </w:r>
+    </w:p>
+    <w:p>
+      <w:pPr>
+        <w:pStyle w:val="ListParagraph"/>
+        <w:numPr>
+          <w:ilvl w:val="1"/>
+          <w:numId w:val="1"/>
+        </w:numPr>
+      </w:pPr>
+      <w:r>
+        <w:t>COMM 325 (F)</w:t>
+      </w:r>
+    </w:p>
+    <w:p>
+      <w:pPr>
+        <w:pStyle w:val="ListParagraph"/>
+        <w:numPr>
+          <w:ilvl w:val="0"/>
+          <w:numId w:val="1"/>
+        </w:numPr>
+      </w:pPr>
+      <w:r>
+        <w:t>Year 2, Spring</w:t>
+      </w:r>
+    </w:p>
+    <w:p>
+      <w:pPr>
+        <w:pStyle w:val="ListParagraph"/>
+        <w:numPr>
+          <w:ilvl w:val="1"/>
+          <w:numId w:val="1"/>
+        </w:numPr>
+      </w:pPr>
+      <w:r>
+        <w:t>ITMR 200 (S)</w:t>
+      </w:r>
+    </w:p>
+    <w:p>
+      <w:pPr>
+        <w:pStyle w:val="ListParagraph"/>
+        <w:numPr>
+          <w:ilvl w:val="1"/>
+          <w:numId w:val="1"/>
+        </w:numPr>
+      </w:pPr>
+      <w:r>
+        <w:t>BUAR 105 (F/S)</w:t>
+      </w:r>
+    </w:p>
+    <w:p>
+      <w:pPr>
+        <w:pStyle w:val="ListParagraph"/>
+        <w:numPr>
+          <w:ilvl w:val="0"/>
+          <w:numId w:val="1"/>
+        </w:numPr>
+      </w:pPr>
+      <w:r>
+        <w:t>Year 3, Fall</w:t>
+      </w:r>
+    </w:p>
+    <w:p>
+      <w:pPr>
+        <w:pStyle w:val="ListParagraph"/>
+        <w:numPr>
+          <w:ilvl w:val="1"/>
+          <w:numId w:val="1"/>
+        </w:numPr>
+      </w:pPr>
+      <w:r>
+        <w:t>ITMR 300 (F)</w:t>
+      </w:r>
+    </w:p>
+    <w:p>
+      <w:pPr>
+        <w:pStyle w:val="ListParagraph"/>
+        <w:numPr>
+          <w:ilvl w:val="1"/>
+          <w:numId w:val="1"/>
+        </w:numPr>
+      </w:pPr>
+      <w:r>
+        <w:t>BUAR 105 (F/S)</w:t>
+      </w:r>
+    </w:p>
+    <w:p>
+      <w:pPr>
+        <w:pStyle w:val="ListParagraph"/>
+        <w:numPr>
+          <w:ilvl w:val="1"/>
+          <w:numId w:val="1"/>
+        </w:numPr>
+      </w:pPr>
+      <w:r>
+        <w:t xml:space="preserve">CLDR </w:t>
+      </w:r>
+      <w:r>
+        <w:t>3</w:t>
+      </w:r>
+      <w:r>
+        <w:t>00 (F)</w:t>
+      </w:r>
+    </w:p>
+    <w:p>
+      <w:pPr>
+        <w:pStyle w:val="ListParagraph"/>
+        <w:numPr>
+          <w:ilvl w:val="0"/>
+          <w:numId w:val="1"/>
+        </w:numPr>
+      </w:pPr>
+      <w:r>
+        <w:t>Year 3, Spring</w:t>
+      </w:r>
+    </w:p>
+    <w:p>
+      <w:pPr>
+        <w:pStyle w:val="ListParagraph"/>
+        <w:numPr>
+          <w:ilvl w:val="1"/>
+          <w:numId w:val="1"/>
+        </w:numPr>
+      </w:pPr>
+      <w:r>
+        <w:t>PHI 325 (F/S)</w:t>
+      </w:r>
+    </w:p>
+    <w:p>
+      <w:pPr>
+        <w:pStyle w:val="ListParagraph"/>
+        <w:numPr>
+          <w:ilvl w:val="1"/>
+          <w:numId w:val="1"/>
+        </w:numPr>
+      </w:pPr>
+      <w:r>
+        <w:t>ITMR 320 (S)</w:t>
+      </w:r>
+    </w:p>
+    <w:p>
+      <w:pPr>
+        <w:pStyle w:val="ListParagraph"/>
+        <w:numPr>
+          <w:ilvl w:val="0"/>
+          <w:numId w:val="1"/>
+        </w:numPr>
+      </w:pPr>
+      <w:r>
+        <w:t>Year 4, Fall</w:t>
+      </w:r>
+    </w:p>
+    <w:p>
+      <w:pPr>
+        <w:pStyle w:val="ListParagraph"/>
+        <w:numPr>
+          <w:ilvl w:val="1"/>
+          <w:numId w:val="1"/>
+        </w:numPr>
+      </w:pPr>
+      <w:r>
+        <w:t xml:space="preserve">BUA 377 (F, can get waiver of </w:t>
+      </w:r>
+      <w:proofErr w:type="spellStart"/>
+      <w:r>
+        <w:t>prereq</w:t>
+      </w:r>
+      <w:proofErr w:type="spellEnd"/>
+      <w:r>
+        <w:t xml:space="preserve"> BUA 348)</w:t>
+      </w:r>
+    </w:p>
+    <w:p>
+      <w:pPr>
+        <w:pStyle w:val="ListParagraph"/>
+        <w:numPr>
+          <w:ilvl w:val="1"/>
+          <w:numId w:val="1"/>
+        </w:numPr>
+      </w:pPr>
+      <w:r>
+        <w:t>ITMR 400 (F)</w:t>
+      </w:r>
+    </w:p>
+    <w:p>
+      <w:pPr>
+        <w:pStyle w:val="ListParagraph"/>
+        <w:numPr>
+          <w:ilvl w:val="0"/>
+          <w:numId w:val="1"/>
+        </w:numPr>
+      </w:pPr>
+      <w:r>
+        <w:t>Year 4, Spring</w:t>
+      </w:r>
+    </w:p>
+    <w:p>
+      <w:pPr>
+        <w:pStyle w:val="ListParagraph"/>
+        <w:numPr>
+          <w:ilvl w:val="1"/>
+          <w:numId w:val="1"/>
+        </w:numPr>
+      </w:pPr>
+      <w:r>
+        <w:t>ITMR 450</w:t>
+      </w:r>
+      <w:r>
+        <w:t xml:space="preserve"> (S)</w:t>
+      </w:r>
+    </w:p>
+    <w:p/>
+    <w:p>
+      <w:r>
+        <w:t>A typical four-year sequence (beginning in an ODD-year Fall semester)</w:t>
+      </w:r>
+    </w:p>
+    <w:p/>
+    <w:p>
+      <w:pPr>
+        <w:pStyle w:val="ListParagraph"/>
+        <w:numPr>
+          <w:ilvl w:val="0"/>
+          <w:numId w:val="1"/>
+        </w:numPr>
+      </w:pPr>
+      <w:r>
+        <w:t>Year 1, Fall</w:t>
+      </w:r>
+    </w:p>
+    <w:p>
+      <w:pPr>
+        <w:pStyle w:val="ListParagraph"/>
+        <w:numPr>
+          <w:ilvl w:val="1"/>
+          <w:numId w:val="1"/>
+        </w:numPr>
+      </w:pPr>
+      <w:r>
         <w:t>BUA 125 (F/S)</w:t>
       </w:r>
     </w:p>
@@ -380,6 +728,85 @@
         </w:numPr>
       </w:pPr>
       <w:r>
+        <w:t>CYBR 100</w:t>
+      </w:r>
+      <w:r>
+        <w:t xml:space="preserve"> (F/S)</w:t>
+      </w:r>
+    </w:p>
+    <w:p>
+      <w:pPr>
+        <w:pStyle w:val="ListParagraph"/>
+        <w:numPr>
+          <w:ilvl w:val="0"/>
+          <w:numId w:val="1"/>
+        </w:numPr>
+      </w:pPr>
+      <w:r>
+        <w:t>Year 2, Fall</w:t>
+      </w:r>
+    </w:p>
+    <w:p>
+      <w:pPr>
+        <w:pStyle w:val="ListParagraph"/>
+        <w:numPr>
+          <w:ilvl w:val="1"/>
+          <w:numId w:val="1"/>
+        </w:numPr>
+      </w:pPr>
+      <w:r>
+        <w:lastRenderedPageBreak/>
+        <w:t>ITMR 100</w:t>
+      </w:r>
+      <w:r>
+        <w:t xml:space="preserve"> (F/S)</w:t>
+      </w:r>
+    </w:p>
+    <w:p>
+      <w:pPr>
+        <w:pStyle w:val="ListParagraph"/>
+        <w:numPr>
+          <w:ilvl w:val="1"/>
+          <w:numId w:val="1"/>
+        </w:numPr>
+      </w:pPr>
+      <w:r>
+        <w:t>COMM 325 (F)</w:t>
+      </w:r>
+    </w:p>
+    <w:p>
+      <w:pPr>
+        <w:pStyle w:val="ListParagraph"/>
+        <w:numPr>
+          <w:ilvl w:val="1"/>
+          <w:numId w:val="1"/>
+        </w:numPr>
+      </w:pPr>
+      <w:r>
+        <w:t>BUAR 105 (F/S)</w:t>
+      </w:r>
+    </w:p>
+    <w:p>
+      <w:pPr>
+        <w:pStyle w:val="ListParagraph"/>
+        <w:numPr>
+          <w:ilvl w:val="0"/>
+          <w:numId w:val="1"/>
+        </w:numPr>
+      </w:pPr>
+      <w:r>
+        <w:t>Year 2, Spring</w:t>
+      </w:r>
+    </w:p>
+    <w:p>
+      <w:pPr>
+        <w:pStyle w:val="ListParagraph"/>
+        <w:numPr>
+          <w:ilvl w:val="1"/>
+          <w:numId w:val="1"/>
+        </w:numPr>
+      </w:pPr>
+      <w:r>
         <w:t>CSC 215 (</w:t>
       </w:r>
       <w:r>
@@ -398,105 +825,6 @@
         </w:numPr>
       </w:pPr>
       <w:r>
-        <w:t>CSCR 100 (F/S)</w:t>
-      </w:r>
-    </w:p>
-    <w:p>
-      <w:pPr>
-        <w:pStyle w:val="ListParagraph"/>
-        <w:numPr>
-          <w:ilvl w:val="0"/>
-          <w:numId w:val="1"/>
-        </w:numPr>
-      </w:pPr>
-      <w:r>
-        <w:t>Year 2, Fall</w:t>
-      </w:r>
-    </w:p>
-    <w:p>
-      <w:pPr>
-        <w:pStyle w:val="ListParagraph"/>
-        <w:numPr>
-          <w:ilvl w:val="1"/>
-          <w:numId w:val="1"/>
-        </w:numPr>
-      </w:pPr>
-      <w:r>
-        <w:t>ITMR 100</w:t>
-      </w:r>
-      <w:r>
-        <w:t xml:space="preserve"> (F/S)</w:t>
-      </w:r>
-    </w:p>
-    <w:p>
-      <w:pPr>
-        <w:pStyle w:val="ListParagraph"/>
-        <w:numPr>
-          <w:ilvl w:val="1"/>
-          <w:numId w:val="1"/>
-        </w:numPr>
-      </w:pPr>
-      <w:r>
-        <w:t>CSC 324 (o</w:t>
-      </w:r>
-      <w:r>
-        <w:t>dd</w:t>
-      </w:r>
-      <w:r>
-        <w:t xml:space="preserve"> F only)</w:t>
-      </w:r>
-    </w:p>
-    <w:p>
-      <w:pPr>
-        <w:pStyle w:val="ListParagraph"/>
-        <w:numPr>
-          <w:ilvl w:val="1"/>
-          <w:numId w:val="1"/>
-        </w:numPr>
-      </w:pPr>
-      <w:r>
-        <w:t>CSC 30</w:t>
-      </w:r>
-      <w:r>
-        <w:t>3</w:t>
-      </w:r>
-      <w:r>
-        <w:t xml:space="preserve"> (F)</w:t>
-      </w:r>
-    </w:p>
-    <w:p>
-      <w:pPr>
-        <w:pStyle w:val="ListParagraph"/>
-        <w:numPr>
-          <w:ilvl w:val="1"/>
-          <w:numId w:val="1"/>
-        </w:numPr>
-      </w:pPr>
-      <w:r>
-        <w:t>COMM 325 (F)</w:t>
-      </w:r>
-    </w:p>
-    <w:p>
-      <w:pPr>
-        <w:pStyle w:val="ListParagraph"/>
-        <w:numPr>
-          <w:ilvl w:val="0"/>
-          <w:numId w:val="1"/>
-        </w:numPr>
-      </w:pPr>
-      <w:r>
-        <w:t>Year 2, Spring</w:t>
-      </w:r>
-    </w:p>
-    <w:p>
-      <w:pPr>
-        <w:pStyle w:val="ListParagraph"/>
-        <w:numPr>
-          <w:ilvl w:val="1"/>
-          <w:numId w:val="1"/>
-        </w:numPr>
-      </w:pPr>
-      <w:r>
         <w:t>ITMR 200 (S)</w:t>
       </w:r>
     </w:p>
@@ -504,334 +832,12 @@
       <w:pPr>
         <w:pStyle w:val="ListParagraph"/>
         <w:numPr>
-          <w:ilvl w:val="0"/>
-          <w:numId w:val="1"/>
-        </w:numPr>
-      </w:pPr>
-      <w:r>
-        <w:t>Year 3, Fall</w:t>
-      </w:r>
-    </w:p>
-    <w:p>
-      <w:pPr>
-        <w:pStyle w:val="ListParagraph"/>
-        <w:numPr>
-          <w:ilvl w:val="1"/>
-          <w:numId w:val="1"/>
-        </w:numPr>
-      </w:pPr>
-      <w:r>
-        <w:t>ITMR 300 (F)</w:t>
-      </w:r>
-    </w:p>
-    <w:p>
-      <w:pPr>
-        <w:pStyle w:val="ListParagraph"/>
-        <w:numPr>
           <w:ilvl w:val="1"/>
           <w:numId w:val="1"/>
         </w:numPr>
       </w:pPr>
       <w:r>
         <w:t>BUAR 105 (F/S)</w:t>
-      </w:r>
-    </w:p>
-    <w:p>
-      <w:pPr>
-        <w:pStyle w:val="ListParagraph"/>
-        <w:numPr>
-          <w:ilvl w:val="1"/>
-          <w:numId w:val="1"/>
-        </w:numPr>
-      </w:pPr>
-      <w:r>
-        <w:t xml:space="preserve">CLDR </w:t>
-      </w:r>
-      <w:r>
-        <w:t>3</w:t>
-      </w:r>
-      <w:r>
-        <w:t>00 (F)</w:t>
-      </w:r>
-    </w:p>
-    <w:p>
-      <w:pPr>
-        <w:pStyle w:val="ListParagraph"/>
-        <w:numPr>
-          <w:ilvl w:val="0"/>
-          <w:numId w:val="1"/>
-        </w:numPr>
-      </w:pPr>
-      <w:r>
-        <w:t>Year 3, Spring</w:t>
-      </w:r>
-    </w:p>
-    <w:p>
-      <w:pPr>
-        <w:pStyle w:val="ListParagraph"/>
-        <w:numPr>
-          <w:ilvl w:val="1"/>
-          <w:numId w:val="1"/>
-        </w:numPr>
-      </w:pPr>
-      <w:r>
-        <w:t>PHI 325 (F/S)</w:t>
-      </w:r>
-    </w:p>
-    <w:p>
-      <w:pPr>
-        <w:pStyle w:val="ListParagraph"/>
-        <w:numPr>
-          <w:ilvl w:val="1"/>
-          <w:numId w:val="1"/>
-        </w:numPr>
-      </w:pPr>
-      <w:r>
-        <w:t>ITMR 320 (S)</w:t>
-      </w:r>
-    </w:p>
-    <w:p>
-      <w:pPr>
-        <w:pStyle w:val="ListParagraph"/>
-        <w:numPr>
-          <w:ilvl w:val="0"/>
-          <w:numId w:val="1"/>
-        </w:numPr>
-      </w:pPr>
-      <w:r>
-        <w:t>Year 4, Fall</w:t>
-      </w:r>
-    </w:p>
-    <w:p>
-      <w:pPr>
-        <w:pStyle w:val="ListParagraph"/>
-        <w:numPr>
-          <w:ilvl w:val="1"/>
-          <w:numId w:val="1"/>
-        </w:numPr>
-      </w:pPr>
-      <w:r>
-        <w:t xml:space="preserve">BUA 377 (F, can get waiver of </w:t>
-      </w:r>
-      <w:proofErr w:type="spellStart"/>
-      <w:r>
-        <w:t>prereq</w:t>
-      </w:r>
-      <w:proofErr w:type="spellEnd"/>
-      <w:r>
-        <w:t xml:space="preserve"> BUA 348)</w:t>
-      </w:r>
-    </w:p>
-    <w:p>
-      <w:pPr>
-        <w:pStyle w:val="ListParagraph"/>
-        <w:numPr>
-          <w:ilvl w:val="1"/>
-          <w:numId w:val="1"/>
-        </w:numPr>
-      </w:pPr>
-      <w:r>
-        <w:t>ITMR 400 (F)</w:t>
-      </w:r>
-    </w:p>
-    <w:p>
-      <w:pPr>
-        <w:pStyle w:val="ListParagraph"/>
-        <w:numPr>
-          <w:ilvl w:val="0"/>
-          <w:numId w:val="1"/>
-        </w:numPr>
-      </w:pPr>
-      <w:r>
-        <w:t>Year 4, Spring</w:t>
-      </w:r>
-    </w:p>
-    <w:p>
-      <w:pPr>
-        <w:pStyle w:val="ListParagraph"/>
-        <w:numPr>
-          <w:ilvl w:val="1"/>
-          <w:numId w:val="1"/>
-        </w:numPr>
-      </w:pPr>
-      <w:r>
-        <w:t>ITMR 450</w:t>
-      </w:r>
-      <w:r>
-        <w:t xml:space="preserve"> (S)</w:t>
-      </w:r>
-    </w:p>
-    <w:p/>
-    <w:p>
-      <w:r>
-        <w:t>A typical four-year sequence (beginning in an ODD-year Fall semester)</w:t>
-      </w:r>
-    </w:p>
-    <w:p/>
-    <w:p>
-      <w:pPr>
-        <w:pStyle w:val="ListParagraph"/>
-        <w:numPr>
-          <w:ilvl w:val="0"/>
-          <w:numId w:val="1"/>
-        </w:numPr>
-      </w:pPr>
-      <w:r>
-        <w:lastRenderedPageBreak/>
-        <w:t>Year 1, Fall</w:t>
-      </w:r>
-    </w:p>
-    <w:p>
-      <w:pPr>
-        <w:pStyle w:val="ListParagraph"/>
-        <w:numPr>
-          <w:ilvl w:val="1"/>
-          <w:numId w:val="1"/>
-        </w:numPr>
-      </w:pPr>
-      <w:r>
-        <w:t>BUA 125 (F/S)</w:t>
-      </w:r>
-    </w:p>
-    <w:p>
-      <w:pPr>
-        <w:pStyle w:val="ListParagraph"/>
-        <w:numPr>
-          <w:ilvl w:val="1"/>
-          <w:numId w:val="1"/>
-        </w:numPr>
-      </w:pPr>
-      <w:r>
-        <w:t>CSC 115 (F/S)</w:t>
-      </w:r>
-    </w:p>
-    <w:p>
-      <w:pPr>
-        <w:pStyle w:val="ListParagraph"/>
-        <w:numPr>
-          <w:ilvl w:val="0"/>
-          <w:numId w:val="1"/>
-        </w:numPr>
-      </w:pPr>
-      <w:r>
-        <w:t>Year 1, Spring</w:t>
-      </w:r>
-    </w:p>
-    <w:p>
-      <w:pPr>
-        <w:pStyle w:val="ListParagraph"/>
-        <w:numPr>
-          <w:ilvl w:val="1"/>
-          <w:numId w:val="1"/>
-        </w:numPr>
-      </w:pPr>
-      <w:r>
-        <w:t>COMM 115 (F/S)</w:t>
-      </w:r>
-    </w:p>
-    <w:p>
-      <w:pPr>
-        <w:pStyle w:val="ListParagraph"/>
-        <w:numPr>
-          <w:ilvl w:val="1"/>
-          <w:numId w:val="1"/>
-        </w:numPr>
-      </w:pPr>
-      <w:r>
-        <w:t>CSCR 100 (F/S)</w:t>
-      </w:r>
-    </w:p>
-    <w:p>
-      <w:pPr>
-        <w:pStyle w:val="ListParagraph"/>
-        <w:numPr>
-          <w:ilvl w:val="0"/>
-          <w:numId w:val="1"/>
-        </w:numPr>
-      </w:pPr>
-      <w:r>
-        <w:t>Year 2, Fall</w:t>
-      </w:r>
-    </w:p>
-    <w:p>
-      <w:pPr>
-        <w:pStyle w:val="ListParagraph"/>
-        <w:numPr>
-          <w:ilvl w:val="1"/>
-          <w:numId w:val="1"/>
-        </w:numPr>
-      </w:pPr>
-      <w:r>
-        <w:t>ITMR 100</w:t>
-      </w:r>
-      <w:r>
-        <w:t xml:space="preserve"> (F/S)</w:t>
-      </w:r>
-    </w:p>
-    <w:p>
-      <w:pPr>
-        <w:pStyle w:val="ListParagraph"/>
-        <w:numPr>
-          <w:ilvl w:val="1"/>
-          <w:numId w:val="1"/>
-        </w:numPr>
-      </w:pPr>
-      <w:r>
-        <w:t>COMM 325 (F)</w:t>
-      </w:r>
-    </w:p>
-    <w:p>
-      <w:pPr>
-        <w:pStyle w:val="ListParagraph"/>
-        <w:numPr>
-          <w:ilvl w:val="1"/>
-          <w:numId w:val="1"/>
-        </w:numPr>
-      </w:pPr>
-      <w:r>
-        <w:t>BUAR 105 (F/S)</w:t>
-      </w:r>
-    </w:p>
-    <w:p>
-      <w:pPr>
-        <w:pStyle w:val="ListParagraph"/>
-        <w:numPr>
-          <w:ilvl w:val="0"/>
-          <w:numId w:val="1"/>
-        </w:numPr>
-      </w:pPr>
-      <w:r>
-        <w:t>Year 2, Spring</w:t>
-      </w:r>
-    </w:p>
-    <w:p>
-      <w:pPr>
-        <w:pStyle w:val="ListParagraph"/>
-        <w:numPr>
-          <w:ilvl w:val="1"/>
-          <w:numId w:val="1"/>
-        </w:numPr>
-      </w:pPr>
-      <w:r>
-        <w:t>CSC 215 (</w:t>
-      </w:r>
-      <w:r>
-        <w:t>S</w:t>
-      </w:r>
-      <w:r>
-        <w:t>)</w:t>
-      </w:r>
-    </w:p>
-    <w:p>
-      <w:pPr>
-        <w:pStyle w:val="ListParagraph"/>
-        <w:numPr>
-          <w:ilvl w:val="1"/>
-          <w:numId w:val="1"/>
-        </w:numPr>
-      </w:pPr>
-      <w:r>
-        <w:t>ITMR 200 (S)</w:t>
       </w:r>
     </w:p>
     <w:p>
@@ -1130,6 +1136,18 @@
       <w:pPr>
         <w:pStyle w:val="ListParagraph"/>
         <w:numPr>
+          <w:ilvl w:val="1"/>
+          <w:numId w:val="1"/>
+        </w:numPr>
+      </w:pPr>
+      <w:r>
+        <w:t>BUAR 105 (F/S)</w:t>
+      </w:r>
+    </w:p>
+    <w:p>
+      <w:pPr>
+        <w:pStyle w:val="ListParagraph"/>
+        <w:numPr>
           <w:ilvl w:val="0"/>
           <w:numId w:val="1"/>
         </w:numPr>
@@ -1159,8 +1177,362 @@
         </w:numPr>
       </w:pPr>
       <w:r>
+        <w:t>CYBR 100</w:t>
+      </w:r>
+      <w:r>
+        <w:t xml:space="preserve"> (F/S)</w:t>
+      </w:r>
+    </w:p>
+    <w:p>
+      <w:pPr>
+        <w:pStyle w:val="ListParagraph"/>
+        <w:numPr>
+          <w:ilvl w:val="1"/>
+          <w:numId w:val="1"/>
+        </w:numPr>
+      </w:pPr>
+      <w:r>
+        <w:t>ITMR 200 (S)</w:t>
+      </w:r>
+    </w:p>
+    <w:p>
+      <w:pPr>
+        <w:pStyle w:val="ListParagraph"/>
+        <w:numPr>
+          <w:ilvl w:val="0"/>
+          <w:numId w:val="1"/>
+        </w:numPr>
+      </w:pPr>
+      <w:r>
+        <w:t>Year 2, Fall</w:t>
+      </w:r>
+    </w:p>
+    <w:p>
+      <w:pPr>
+        <w:pStyle w:val="ListParagraph"/>
+        <w:numPr>
+          <w:ilvl w:val="1"/>
+          <w:numId w:val="1"/>
+        </w:numPr>
+      </w:pPr>
+      <w:r>
+        <w:t>COMM 325 (F)</w:t>
+      </w:r>
+    </w:p>
+    <w:p>
+      <w:pPr>
+        <w:pStyle w:val="ListParagraph"/>
+        <w:numPr>
+          <w:ilvl w:val="1"/>
+          <w:numId w:val="1"/>
+        </w:numPr>
+      </w:pPr>
+      <w:r>
+        <w:t>ITMR 300 (F)</w:t>
+      </w:r>
+    </w:p>
+    <w:p>
+      <w:pPr>
+        <w:pStyle w:val="ListParagraph"/>
+        <w:numPr>
+          <w:ilvl w:val="1"/>
+          <w:numId w:val="1"/>
+        </w:numPr>
+      </w:pPr>
+      <w:r>
         <w:lastRenderedPageBreak/>
-        <w:t>CSCR 100 (F/S)</w:t>
+        <w:t xml:space="preserve">BUA 377 (F, can get waiver of </w:t>
+      </w:r>
+      <w:proofErr w:type="spellStart"/>
+      <w:r>
+        <w:t>prereq</w:t>
+      </w:r>
+      <w:proofErr w:type="spellEnd"/>
+      <w:r>
+        <w:t xml:space="preserve"> BUA 348)</w:t>
+      </w:r>
+    </w:p>
+    <w:p>
+      <w:pPr>
+        <w:pStyle w:val="ListParagraph"/>
+        <w:numPr>
+          <w:ilvl w:val="0"/>
+          <w:numId w:val="1"/>
+        </w:numPr>
+      </w:pPr>
+      <w:r>
+        <w:t>Year 2, Spring</w:t>
+      </w:r>
+    </w:p>
+    <w:p>
+      <w:pPr>
+        <w:pStyle w:val="ListParagraph"/>
+        <w:numPr>
+          <w:ilvl w:val="1"/>
+          <w:numId w:val="1"/>
+        </w:numPr>
+      </w:pPr>
+      <w:r>
+        <w:t>BUAR 105 (F/S)</w:t>
+      </w:r>
+    </w:p>
+    <w:p>
+      <w:pPr>
+        <w:pStyle w:val="ListParagraph"/>
+        <w:numPr>
+          <w:ilvl w:val="1"/>
+          <w:numId w:val="1"/>
+        </w:numPr>
+      </w:pPr>
+      <w:r>
+        <w:t>CSC 215 (</w:t>
+      </w:r>
+      <w:r>
+        <w:t>S</w:t>
+      </w:r>
+      <w:r>
+        <w:t>)</w:t>
+      </w:r>
+    </w:p>
+    <w:p>
+      <w:pPr>
+        <w:pStyle w:val="ListParagraph"/>
+        <w:numPr>
+          <w:ilvl w:val="1"/>
+          <w:numId w:val="1"/>
+        </w:numPr>
+      </w:pPr>
+      <w:r>
+        <w:t>ITMR 320 (S)</w:t>
+      </w:r>
+    </w:p>
+    <w:p>
+      <w:pPr>
+        <w:pStyle w:val="ListParagraph"/>
+        <w:numPr>
+          <w:ilvl w:val="0"/>
+          <w:numId w:val="1"/>
+        </w:numPr>
+      </w:pPr>
+      <w:r>
+        <w:t>Year 3, Fall</w:t>
+      </w:r>
+    </w:p>
+    <w:p>
+      <w:pPr>
+        <w:pStyle w:val="ListParagraph"/>
+        <w:numPr>
+          <w:ilvl w:val="1"/>
+          <w:numId w:val="1"/>
+        </w:numPr>
+      </w:pPr>
+      <w:r>
+        <w:t>CSC 324 (odd F only)</w:t>
+      </w:r>
+    </w:p>
+    <w:p>
+      <w:pPr>
+        <w:pStyle w:val="ListParagraph"/>
+        <w:numPr>
+          <w:ilvl w:val="1"/>
+          <w:numId w:val="1"/>
+        </w:numPr>
+      </w:pPr>
+      <w:r>
+        <w:t>CSC 303 (F)</w:t>
+      </w:r>
+    </w:p>
+    <w:p>
+      <w:pPr>
+        <w:pStyle w:val="ListParagraph"/>
+        <w:numPr>
+          <w:ilvl w:val="1"/>
+          <w:numId w:val="1"/>
+        </w:numPr>
+      </w:pPr>
+      <w:r>
+        <w:t xml:space="preserve">CLDR </w:t>
+      </w:r>
+      <w:r>
+        <w:t>3</w:t>
+      </w:r>
+      <w:r>
+        <w:t>00 (F)</w:t>
+      </w:r>
+    </w:p>
+    <w:p>
+      <w:pPr>
+        <w:pStyle w:val="ListParagraph"/>
+        <w:numPr>
+          <w:ilvl w:val="0"/>
+          <w:numId w:val="1"/>
+        </w:numPr>
+      </w:pPr>
+      <w:r>
+        <w:t>Year 3, Spring</w:t>
+      </w:r>
+    </w:p>
+    <w:p>
+      <w:pPr>
+        <w:pStyle w:val="ListParagraph"/>
+        <w:numPr>
+          <w:ilvl w:val="1"/>
+          <w:numId w:val="1"/>
+        </w:numPr>
+      </w:pPr>
+      <w:r>
+        <w:t>PHI 325 (F/S</w:t>
+      </w:r>
+      <w:r>
+        <w:t>)</w:t>
+      </w:r>
+    </w:p>
+    <w:p>
+      <w:pPr>
+        <w:pStyle w:val="ListParagraph"/>
+        <w:numPr>
+          <w:ilvl w:val="1"/>
+          <w:numId w:val="1"/>
+        </w:numPr>
+      </w:pPr>
+      <w:r>
+        <w:t>ITMR 450 (S)</w:t>
+      </w:r>
+    </w:p>
+    <w:p>
+      <w:pPr>
+        <w:pStyle w:val="ListParagraph"/>
+        <w:numPr>
+          <w:ilvl w:val="1"/>
+          <w:numId w:val="1"/>
+        </w:numPr>
+      </w:pPr>
+      <w:r>
+        <w:t>CSC 400 (even S only)</w:t>
+      </w:r>
+    </w:p>
+    <w:p/>
+    <w:p>
+      <w:r>
+        <w:t>Attempting to complete in three years, beginning in an even Fall semester:</w:t>
+      </w:r>
+    </w:p>
+    <w:p/>
+    <w:p>
+      <w:pPr>
+        <w:pStyle w:val="ListParagraph"/>
+        <w:numPr>
+          <w:ilvl w:val="0"/>
+          <w:numId w:val="1"/>
+        </w:numPr>
+      </w:pPr>
+      <w:r>
+        <w:t>Year 1, Fall</w:t>
+      </w:r>
+    </w:p>
+    <w:p>
+      <w:pPr>
+        <w:pStyle w:val="ListParagraph"/>
+        <w:numPr>
+          <w:ilvl w:val="1"/>
+          <w:numId w:val="1"/>
+        </w:numPr>
+      </w:pPr>
+      <w:r>
+        <w:t>BUA 125 (F/S)</w:t>
+      </w:r>
+    </w:p>
+    <w:p>
+      <w:pPr>
+        <w:pStyle w:val="ListParagraph"/>
+        <w:numPr>
+          <w:ilvl w:val="1"/>
+          <w:numId w:val="1"/>
+        </w:numPr>
+      </w:pPr>
+      <w:r>
+        <w:t>CSC 115 (F/S)</w:t>
+      </w:r>
+    </w:p>
+    <w:p>
+      <w:pPr>
+        <w:pStyle w:val="ListParagraph"/>
+        <w:numPr>
+          <w:ilvl w:val="1"/>
+          <w:numId w:val="1"/>
+        </w:numPr>
+      </w:pPr>
+      <w:r>
+        <w:t>ITMR 100 (F/S)</w:t>
+      </w:r>
+    </w:p>
+    <w:p>
+      <w:pPr>
+        <w:pStyle w:val="ListParagraph"/>
+        <w:numPr>
+          <w:ilvl w:val="1"/>
+          <w:numId w:val="1"/>
+        </w:numPr>
+      </w:pPr>
+      <w:r>
+        <w:t>BUAR 105 (F/S)</w:t>
+      </w:r>
+    </w:p>
+    <w:p>
+      <w:pPr>
+        <w:pStyle w:val="ListParagraph"/>
+        <w:numPr>
+          <w:ilvl w:val="0"/>
+          <w:numId w:val="1"/>
+        </w:numPr>
+      </w:pPr>
+      <w:r>
+        <w:t>Year 1, Spring</w:t>
+      </w:r>
+    </w:p>
+    <w:p>
+      <w:pPr>
+        <w:pStyle w:val="ListParagraph"/>
+        <w:numPr>
+          <w:ilvl w:val="1"/>
+          <w:numId w:val="1"/>
+        </w:numPr>
+      </w:pPr>
+      <w:r>
+        <w:t>COMM 115 (F/S)</w:t>
+      </w:r>
+    </w:p>
+    <w:p>
+      <w:pPr>
+        <w:pStyle w:val="ListParagraph"/>
+        <w:numPr>
+          <w:ilvl w:val="1"/>
+          <w:numId w:val="1"/>
+        </w:numPr>
+      </w:pPr>
+      <w:r>
+        <w:t>CSC 215 (</w:t>
+      </w:r>
+      <w:r>
+        <w:t>S</w:t>
+      </w:r>
+      <w:r>
+        <w:t>)</w:t>
+      </w:r>
+    </w:p>
+    <w:p>
+      <w:pPr>
+        <w:pStyle w:val="ListParagraph"/>
+        <w:numPr>
+          <w:ilvl w:val="1"/>
+          <w:numId w:val="1"/>
+        </w:numPr>
+      </w:pPr>
+      <w:r>
+        <w:t>CYBR 100</w:t>
+      </w:r>
+      <w:r>
+        <w:t xml:space="preserve"> (F/S)</w:t>
       </w:r>
     </w:p>
     <w:p>
@@ -1220,6 +1592,105 @@
         </w:numPr>
       </w:pPr>
       <w:r>
+        <w:t>CSC 303 (F</w:t>
+      </w:r>
+      <w:r>
+        <w:t>)</w:t>
+      </w:r>
+    </w:p>
+    <w:p>
+      <w:pPr>
+        <w:pStyle w:val="ListParagraph"/>
+        <w:numPr>
+          <w:ilvl w:val="1"/>
+          <w:numId w:val="1"/>
+        </w:numPr>
+      </w:pPr>
+      <w:r>
+        <w:t>CSC 324 (odd F only)</w:t>
+      </w:r>
+    </w:p>
+    <w:p>
+      <w:pPr>
+        <w:pStyle w:val="ListParagraph"/>
+        <w:numPr>
+          <w:ilvl w:val="0"/>
+          <w:numId w:val="1"/>
+        </w:numPr>
+      </w:pPr>
+      <w:r>
+        <w:t>Year 2, Spring</w:t>
+      </w:r>
+    </w:p>
+    <w:p>
+      <w:pPr>
+        <w:pStyle w:val="ListParagraph"/>
+        <w:numPr>
+          <w:ilvl w:val="1"/>
+          <w:numId w:val="1"/>
+        </w:numPr>
+      </w:pPr>
+      <w:r>
+        <w:t>ITMR 320 (S)</w:t>
+      </w:r>
+    </w:p>
+    <w:p>
+      <w:pPr>
+        <w:pStyle w:val="ListParagraph"/>
+        <w:numPr>
+          <w:ilvl w:val="1"/>
+          <w:numId w:val="1"/>
+        </w:numPr>
+      </w:pPr>
+      <w:r>
+        <w:t>BUAR 105 (F/S)</w:t>
+      </w:r>
+    </w:p>
+    <w:p>
+      <w:pPr>
+        <w:pStyle w:val="ListParagraph"/>
+        <w:numPr>
+          <w:ilvl w:val="0"/>
+          <w:numId w:val="1"/>
+        </w:numPr>
+      </w:pPr>
+      <w:r>
+        <w:t>Year 3, Fall</w:t>
+      </w:r>
+    </w:p>
+    <w:p>
+      <w:pPr>
+        <w:pStyle w:val="ListParagraph"/>
+        <w:numPr>
+          <w:ilvl w:val="1"/>
+          <w:numId w:val="1"/>
+        </w:numPr>
+      </w:pPr>
+      <w:r>
+        <w:t>CLDR 300 (F)</w:t>
+      </w:r>
+    </w:p>
+    <w:p>
+      <w:pPr>
+        <w:pStyle w:val="ListParagraph"/>
+        <w:numPr>
+          <w:ilvl w:val="1"/>
+          <w:numId w:val="1"/>
+        </w:numPr>
+      </w:pPr>
+      <w:r>
+        <w:t>ITMR 400 (F)</w:t>
+      </w:r>
+    </w:p>
+    <w:p>
+      <w:pPr>
+        <w:pStyle w:val="ListParagraph"/>
+        <w:numPr>
+          <w:ilvl w:val="1"/>
+          <w:numId w:val="1"/>
+        </w:numPr>
+      </w:pPr>
+      <w:r>
         <w:t xml:space="preserve">BUA 377 (F, can get waiver of </w:t>
       </w:r>
       <w:proofErr w:type="spellStart"/>
@@ -1240,114 +1711,6 @@
         </w:numPr>
       </w:pPr>
       <w:r>
-        <w:t>Year 2, Spring</w:t>
-      </w:r>
-    </w:p>
-    <w:p>
-      <w:pPr>
-        <w:pStyle w:val="ListParagraph"/>
-        <w:numPr>
-          <w:ilvl w:val="1"/>
-          <w:numId w:val="1"/>
-        </w:numPr>
-      </w:pPr>
-      <w:r>
-        <w:t>BUAR 105 (F/S)</w:t>
-      </w:r>
-    </w:p>
-    <w:p>
-      <w:pPr>
-        <w:pStyle w:val="ListParagraph"/>
-        <w:numPr>
-          <w:ilvl w:val="1"/>
-          <w:numId w:val="1"/>
-        </w:numPr>
-      </w:pPr>
-      <w:r>
-        <w:t>CSC 215 (</w:t>
-      </w:r>
-      <w:r>
-        <w:t>S</w:t>
-      </w:r>
-      <w:r>
-        <w:t>)</w:t>
-      </w:r>
-    </w:p>
-    <w:p>
-      <w:pPr>
-        <w:pStyle w:val="ListParagraph"/>
-        <w:numPr>
-          <w:ilvl w:val="1"/>
-          <w:numId w:val="1"/>
-        </w:numPr>
-      </w:pPr>
-      <w:r>
-        <w:t>ITMR 320 (S)</w:t>
-      </w:r>
-    </w:p>
-    <w:p>
-      <w:pPr>
-        <w:pStyle w:val="ListParagraph"/>
-        <w:numPr>
-          <w:ilvl w:val="0"/>
-          <w:numId w:val="1"/>
-        </w:numPr>
-      </w:pPr>
-      <w:r>
-        <w:t>Year 3, Fall</w:t>
-      </w:r>
-    </w:p>
-    <w:p>
-      <w:pPr>
-        <w:pStyle w:val="ListParagraph"/>
-        <w:numPr>
-          <w:ilvl w:val="1"/>
-          <w:numId w:val="1"/>
-        </w:numPr>
-      </w:pPr>
-      <w:r>
-        <w:t>CSC 324 (odd F only)</w:t>
-      </w:r>
-    </w:p>
-    <w:p>
-      <w:pPr>
-        <w:pStyle w:val="ListParagraph"/>
-        <w:numPr>
-          <w:ilvl w:val="1"/>
-          <w:numId w:val="1"/>
-        </w:numPr>
-      </w:pPr>
-      <w:r>
-        <w:t>CSC 303 (F)</w:t>
-      </w:r>
-    </w:p>
-    <w:p>
-      <w:pPr>
-        <w:pStyle w:val="ListParagraph"/>
-        <w:numPr>
-          <w:ilvl w:val="1"/>
-          <w:numId w:val="1"/>
-        </w:numPr>
-      </w:pPr>
-      <w:r>
-        <w:t xml:space="preserve">CLDR </w:t>
-      </w:r>
-      <w:r>
-        <w:t>3</w:t>
-      </w:r>
-      <w:r>
-        <w:t>00 (F)</w:t>
-      </w:r>
-    </w:p>
-    <w:p>
-      <w:pPr>
-        <w:pStyle w:val="ListParagraph"/>
-        <w:numPr>
-          <w:ilvl w:val="0"/>
-          <w:numId w:val="1"/>
-        </w:numPr>
-      </w:pPr>
-      <w:r>
         <w:t>Year 3, Spring</w:t>
       </w:r>
     </w:p>
@@ -1360,334 +1723,6 @@
         </w:numPr>
       </w:pPr>
       <w:r>
-        <w:t>PHI 325 (F/S</w:t>
-      </w:r>
-      <w:r>
-        <w:t>)</w:t>
-      </w:r>
-    </w:p>
-    <w:p>
-      <w:pPr>
-        <w:pStyle w:val="ListParagraph"/>
-        <w:numPr>
-          <w:ilvl w:val="1"/>
-          <w:numId w:val="1"/>
-        </w:numPr>
-      </w:pPr>
-      <w:r>
-        <w:t>ITMR 450 (S)</w:t>
-      </w:r>
-    </w:p>
-    <w:p>
-      <w:pPr>
-        <w:pStyle w:val="ListParagraph"/>
-        <w:numPr>
-          <w:ilvl w:val="1"/>
-          <w:numId w:val="1"/>
-        </w:numPr>
-      </w:pPr>
-      <w:r>
-        <w:t>CSC 400 (even S only)</w:t>
-      </w:r>
-    </w:p>
-    <w:p/>
-    <w:p>
-      <w:r>
-        <w:t>Attempting to complete in three years, beginning in an even Fall semester:</w:t>
-      </w:r>
-    </w:p>
-    <w:p/>
-    <w:p>
-      <w:pPr>
-        <w:pStyle w:val="ListParagraph"/>
-        <w:numPr>
-          <w:ilvl w:val="0"/>
-          <w:numId w:val="1"/>
-        </w:numPr>
-      </w:pPr>
-      <w:r>
-        <w:t>Year 1, Fall</w:t>
-      </w:r>
-    </w:p>
-    <w:p>
-      <w:pPr>
-        <w:pStyle w:val="ListParagraph"/>
-        <w:numPr>
-          <w:ilvl w:val="1"/>
-          <w:numId w:val="1"/>
-        </w:numPr>
-      </w:pPr>
-      <w:r>
-        <w:t>BUA 125 (F/S)</w:t>
-      </w:r>
-    </w:p>
-    <w:p>
-      <w:pPr>
-        <w:pStyle w:val="ListParagraph"/>
-        <w:numPr>
-          <w:ilvl w:val="1"/>
-          <w:numId w:val="1"/>
-        </w:numPr>
-      </w:pPr>
-      <w:r>
-        <w:t>CSC 115 (F/S)</w:t>
-      </w:r>
-    </w:p>
-    <w:p>
-      <w:pPr>
-        <w:pStyle w:val="ListParagraph"/>
-        <w:numPr>
-          <w:ilvl w:val="1"/>
-          <w:numId w:val="1"/>
-        </w:numPr>
-      </w:pPr>
-      <w:r>
-        <w:t>ITMR 100 (F/S)</w:t>
-      </w:r>
-    </w:p>
-    <w:p>
-      <w:pPr>
-        <w:pStyle w:val="ListParagraph"/>
-        <w:numPr>
-          <w:ilvl w:val="0"/>
-          <w:numId w:val="1"/>
-        </w:numPr>
-      </w:pPr>
-      <w:r>
-        <w:t>Year 1, Spring</w:t>
-      </w:r>
-    </w:p>
-    <w:p>
-      <w:pPr>
-        <w:pStyle w:val="ListParagraph"/>
-        <w:numPr>
-          <w:ilvl w:val="1"/>
-          <w:numId w:val="1"/>
-        </w:numPr>
-      </w:pPr>
-      <w:r>
-        <w:t>COMM 115 (F/S)</w:t>
-      </w:r>
-    </w:p>
-    <w:p>
-      <w:pPr>
-        <w:pStyle w:val="ListParagraph"/>
-        <w:numPr>
-          <w:ilvl w:val="1"/>
-          <w:numId w:val="1"/>
-        </w:numPr>
-      </w:pPr>
-      <w:r>
-        <w:t>CSC 215 (</w:t>
-      </w:r>
-      <w:r>
-        <w:t>S</w:t>
-      </w:r>
-      <w:r>
-        <w:t>)</w:t>
-      </w:r>
-    </w:p>
-    <w:p>
-      <w:pPr>
-        <w:pStyle w:val="ListParagraph"/>
-        <w:numPr>
-          <w:ilvl w:val="1"/>
-          <w:numId w:val="1"/>
-        </w:numPr>
-      </w:pPr>
-      <w:r>
-        <w:t>CSCR 100 (F/S)</w:t>
-      </w:r>
-    </w:p>
-    <w:p>
-      <w:pPr>
-        <w:pStyle w:val="ListParagraph"/>
-        <w:numPr>
-          <w:ilvl w:val="1"/>
-          <w:numId w:val="1"/>
-        </w:numPr>
-      </w:pPr>
-      <w:r>
-        <w:t>ITMR 200 (S)</w:t>
-      </w:r>
-    </w:p>
-    <w:p>
-      <w:pPr>
-        <w:pStyle w:val="ListParagraph"/>
-        <w:numPr>
-          <w:ilvl w:val="0"/>
-          <w:numId w:val="1"/>
-        </w:numPr>
-      </w:pPr>
-      <w:r>
-        <w:t>Year 2, Fall</w:t>
-      </w:r>
-    </w:p>
-    <w:p>
-      <w:pPr>
-        <w:pStyle w:val="ListParagraph"/>
-        <w:numPr>
-          <w:ilvl w:val="1"/>
-          <w:numId w:val="1"/>
-        </w:numPr>
-      </w:pPr>
-      <w:r>
-        <w:t>COMM 325 (F)</w:t>
-      </w:r>
-    </w:p>
-    <w:p>
-      <w:pPr>
-        <w:pStyle w:val="ListParagraph"/>
-        <w:numPr>
-          <w:ilvl w:val="1"/>
-          <w:numId w:val="1"/>
-        </w:numPr>
-      </w:pPr>
-      <w:r>
-        <w:t>ITMR 300 (F)</w:t>
-      </w:r>
-    </w:p>
-    <w:p>
-      <w:pPr>
-        <w:pStyle w:val="ListParagraph"/>
-        <w:numPr>
-          <w:ilvl w:val="1"/>
-          <w:numId w:val="1"/>
-        </w:numPr>
-      </w:pPr>
-      <w:r>
-        <w:t>CSC 303 (F</w:t>
-      </w:r>
-      <w:r>
-        <w:t>)</w:t>
-      </w:r>
-    </w:p>
-    <w:p>
-      <w:pPr>
-        <w:pStyle w:val="ListParagraph"/>
-        <w:numPr>
-          <w:ilvl w:val="1"/>
-          <w:numId w:val="1"/>
-        </w:numPr>
-      </w:pPr>
-      <w:r>
-        <w:t>CSC 324 (odd F only)</w:t>
-      </w:r>
-    </w:p>
-    <w:p>
-      <w:pPr>
-        <w:pStyle w:val="ListParagraph"/>
-        <w:numPr>
-          <w:ilvl w:val="0"/>
-          <w:numId w:val="1"/>
-        </w:numPr>
-      </w:pPr>
-      <w:r>
-        <w:t>Year 2, Spring</w:t>
-      </w:r>
-    </w:p>
-    <w:p>
-      <w:pPr>
-        <w:pStyle w:val="ListParagraph"/>
-        <w:numPr>
-          <w:ilvl w:val="1"/>
-          <w:numId w:val="1"/>
-        </w:numPr>
-      </w:pPr>
-      <w:r>
-        <w:t>ITMR 320 (S)</w:t>
-      </w:r>
-    </w:p>
-    <w:p>
-      <w:pPr>
-        <w:pStyle w:val="ListParagraph"/>
-        <w:numPr>
-          <w:ilvl w:val="1"/>
-          <w:numId w:val="1"/>
-        </w:numPr>
-      </w:pPr>
-      <w:r>
-        <w:t>BUAR 105 (F/S)</w:t>
-      </w:r>
-    </w:p>
-    <w:p>
-      <w:pPr>
-        <w:pStyle w:val="ListParagraph"/>
-        <w:numPr>
-          <w:ilvl w:val="0"/>
-          <w:numId w:val="1"/>
-        </w:numPr>
-      </w:pPr>
-      <w:r>
-        <w:t>Year 3, Fall</w:t>
-      </w:r>
-    </w:p>
-    <w:p>
-      <w:pPr>
-        <w:pStyle w:val="ListParagraph"/>
-        <w:numPr>
-          <w:ilvl w:val="1"/>
-          <w:numId w:val="1"/>
-        </w:numPr>
-      </w:pPr>
-      <w:r>
-        <w:t>CLDR 300 (F)</w:t>
-      </w:r>
-    </w:p>
-    <w:p>
-      <w:pPr>
-        <w:pStyle w:val="ListParagraph"/>
-        <w:numPr>
-          <w:ilvl w:val="1"/>
-          <w:numId w:val="1"/>
-        </w:numPr>
-      </w:pPr>
-      <w:r>
-        <w:t>ITMR 400 (F)</w:t>
-      </w:r>
-    </w:p>
-    <w:p>
-      <w:pPr>
-        <w:pStyle w:val="ListParagraph"/>
-        <w:numPr>
-          <w:ilvl w:val="1"/>
-          <w:numId w:val="1"/>
-        </w:numPr>
-      </w:pPr>
-      <w:r>
-        <w:t xml:space="preserve">BUA 377 (F, can get waiver of </w:t>
-      </w:r>
-      <w:proofErr w:type="spellStart"/>
-      <w:r>
-        <w:t>prereq</w:t>
-      </w:r>
-      <w:proofErr w:type="spellEnd"/>
-      <w:r>
-        <w:t xml:space="preserve"> BUA 348)</w:t>
-      </w:r>
-    </w:p>
-    <w:p>
-      <w:pPr>
-        <w:pStyle w:val="ListParagraph"/>
-        <w:numPr>
-          <w:ilvl w:val="0"/>
-          <w:numId w:val="1"/>
-        </w:numPr>
-      </w:pPr>
-      <w:r>
-        <w:t>Year 3, Spring</w:t>
-      </w:r>
-    </w:p>
-    <w:p>
-      <w:pPr>
-        <w:pStyle w:val="ListParagraph"/>
-        <w:numPr>
-          <w:ilvl w:val="1"/>
-          <w:numId w:val="1"/>
-        </w:numPr>
-      </w:pPr>
-      <w:r>
-        <w:lastRenderedPageBreak/>
         <w:t>PHI 325 (F/S)</w:t>
       </w:r>
     </w:p>
